--- a/Documentaciones/Manual Técnico.docx
+++ b/Documentaciones/Manual Técnico.docx
@@ -2020,8 +2020,126 @@
         <w:t>Estas se interconectan entre si y están configuradas para complementarse en su funcionamiento.</w:t>
       </w:r>
     </w:p>
+    <w:p>
+      <w:pPr>
+        <w:jc w:val="both"/>
+        <w:rPr>
+          <w:rFonts w:ascii="Arial" w:hAnsi="Arial" w:cs="Arial"/>
+          <w:sz w:val="24"/>
+          <w:szCs w:val="24"/>
+        </w:rPr>
+      </w:pPr>
+    </w:p>
+    <w:p>
+      <w:pPr>
+        <w:jc w:val="both"/>
+        <w:rPr>
+          <w:rFonts w:ascii="Arial" w:hAnsi="Arial" w:cs="Arial"/>
+          <w:b/>
+          <w:bCs/>
+          <w:sz w:val="24"/>
+          <w:szCs w:val="24"/>
+        </w:rPr>
+      </w:pPr>
+      <w:r>
+        <w:rPr>
+          <w:rFonts w:ascii="Arial" w:hAnsi="Arial" w:cs="Arial"/>
+          <w:b/>
+          <w:bCs/>
+          <w:sz w:val="24"/>
+          <w:szCs w:val="24"/>
+        </w:rPr>
+        <w:t>Pruebas Unitarias</w:t>
+      </w:r>
+    </w:p>
+    <w:p>
+      <w:pPr>
+        <w:jc w:val="both"/>
+        <w:rPr>
+          <w:rFonts w:ascii="Arial" w:hAnsi="Arial" w:cs="Arial"/>
+          <w:sz w:val="24"/>
+          <w:szCs w:val="24"/>
+        </w:rPr>
+      </w:pPr>
+      <w:r>
+        <w:rPr>
+          <w:rFonts w:ascii="Arial" w:hAnsi="Arial" w:cs="Arial"/>
+          <w:sz w:val="24"/>
+          <w:szCs w:val="24"/>
+        </w:rPr>
+        <w:t xml:space="preserve">Se configuro el entorno Docker </w:t>
+      </w:r>
+      <w:r>
+        <w:rPr>
+          <w:rFonts w:ascii="Arial" w:hAnsi="Arial" w:cs="Arial"/>
+          <w:sz w:val="24"/>
+          <w:szCs w:val="24"/>
+        </w:rPr>
+        <w:t>dicri_mariorodriguez-backend_tests-run-bf950362ccba</w:t>
+      </w:r>
+      <w:r>
+        <w:rPr>
+          <w:rFonts w:ascii="Arial" w:hAnsi="Arial" w:cs="Arial"/>
+          <w:sz w:val="24"/>
+          <w:szCs w:val="24"/>
+        </w:rPr>
+        <w:t xml:space="preserve"> con la finalidad de poder ejecutar las pruebas unitarias de algunos servicios backend dando salidas similares a:</w:t>
+      </w:r>
+    </w:p>
+    <w:p>
+      <w:pPr>
+        <w:jc w:val="both"/>
+        <w:rPr>
+          <w:rFonts w:ascii="Arial" w:hAnsi="Arial" w:cs="Arial"/>
+          <w:sz w:val="24"/>
+          <w:szCs w:val="24"/>
+        </w:rPr>
+      </w:pPr>
+      <w:r>
+        <w:rPr>
+          <w:rFonts w:ascii="Arial" w:hAnsi="Arial" w:cs="Arial"/>
+          <w:sz w:val="24"/>
+          <w:szCs w:val="24"/>
+        </w:rPr>
+        <w:drawing>
+          <wp:inline distT="0" distB="0" distL="0" distR="0" wp14:anchorId="5C4E9ACF" wp14:editId="76F70C88">
+            <wp:extent cx="5612130" cy="1553845"/>
+            <wp:effectExtent l="0" t="0" r="7620" b="8255"/>
+            <wp:docPr id="13704802" name="Imagen 1" descr="Texto&#10;&#10;El contenido generado por IA puede ser incorrecto."/>
+            <wp:cNvGraphicFramePr>
+              <a:graphicFrameLocks xmlns:a="http://schemas.openxmlformats.org/drawingml/2006/main" noChangeAspect="1"/>
+            </wp:cNvGraphicFramePr>
+            <a:graphic xmlns:a="http://schemas.openxmlformats.org/drawingml/2006/main">
+              <a:graphicData uri="http://schemas.openxmlformats.org/drawingml/2006/picture">
+                <pic:pic xmlns:pic="http://schemas.openxmlformats.org/drawingml/2006/picture">
+                  <pic:nvPicPr>
+                    <pic:cNvPr id="13704802" name="Imagen 1" descr="Texto&#10;&#10;El contenido generado por IA puede ser incorrecto."/>
+                    <pic:cNvPicPr/>
+                  </pic:nvPicPr>
+                  <pic:blipFill>
+                    <a:blip r:embed="rId23"/>
+                    <a:stretch>
+                      <a:fillRect/>
+                    </a:stretch>
+                  </pic:blipFill>
+                  <pic:spPr>
+                    <a:xfrm>
+                      <a:off x="0" y="0"/>
+                      <a:ext cx="5612130" cy="1553845"/>
+                    </a:xfrm>
+                    <a:prstGeom prst="rect">
+                      <a:avLst/>
+                    </a:prstGeom>
+                  </pic:spPr>
+                </pic:pic>
+              </a:graphicData>
+            </a:graphic>
+          </wp:inline>
+        </w:drawing>
+      </w:r>
+    </w:p>
     <w:sectPr>
-      <w:headerReference w:type="default" r:id="rId23"/>
+      <w:headerReference w:type="default" r:id="rId24"/>
       <w:pgSz w:w="12240" w:h="15840"/>
       <w:pgMar w:top="1417" w:right="1701" w:bottom="1417" w:left="1701" w:header="708" w:footer="708" w:gutter="0"/>
       <w:cols w:space="708"/>
@@ -2565,7 +2683,6 @@
     <w:next w:val="Normal"/>
     <w:link w:val="Ttulo3Car"/>
     <w:uiPriority w:val="9"/>
-    <w:semiHidden/>
     <w:unhideWhenUsed/>
     <w:qFormat/>
     <w:rsid w:val="009A21C6"/>
@@ -2772,7 +2889,6 @@
     <w:basedOn w:val="Fuentedeprrafopredeter"/>
     <w:link w:val="Ttulo3"/>
     <w:uiPriority w:val="9"/>
-    <w:semiHidden/>
     <w:rsid w:val="009A21C6"/>
     <w:rPr>
       <w:rFonts w:eastAsiaTheme="majorEastAsia" w:cstheme="majorBidi"/>

--- a/Documentaciones/Manual Técnico.docx
+++ b/Documentaciones/Manual Técnico.docx
@@ -47,8 +47,21 @@
           <w:szCs w:val="24"/>
           <w:lang w:val="es-MX"/>
         </w:rPr>
-        <w:t>Diagrama Entidad Relacion</w:t>
-      </w:r>
+        <w:t xml:space="preserve">Diagrama Entidad </w:t>
+      </w:r>
+      <w:proofErr w:type="spellStart"/>
+      <w:r>
+        <w:rPr>
+          <w:rFonts w:ascii="Arial" w:hAnsi="Arial" w:cs="Arial"/>
+          <w:b/>
+          <w:bCs/>
+          <w:sz w:val="24"/>
+          <w:szCs w:val="24"/>
+          <w:lang w:val="es-MX"/>
+        </w:rPr>
+        <w:t>Relacion</w:t>
+      </w:r>
+      <w:proofErr w:type="spellEnd"/>
     </w:p>
     <w:p>
       <w:pPr>
@@ -67,7 +80,27 @@
           <w:szCs w:val="24"/>
           <w:lang w:val="es-MX"/>
         </w:rPr>
-        <w:t>Para el esquema de base de datos, se manejan 3 tablas relacionadas de manera tal que puedan dar una lógica funcional a la aplicación en relación al consumo de datos.</w:t>
+        <w:t xml:space="preserve">Para el esquema de base de datos, se manejan 3 tablas relacionadas de manera tal que puedan dar una lógica funcional a la aplicación </w:t>
+      </w:r>
+      <w:proofErr w:type="gramStart"/>
+      <w:r>
+        <w:rPr>
+          <w:rFonts w:ascii="Arial" w:hAnsi="Arial" w:cs="Arial"/>
+          <w:sz w:val="24"/>
+          <w:szCs w:val="24"/>
+          <w:lang w:val="es-MX"/>
+        </w:rPr>
+        <w:t>en relación al</w:t>
+      </w:r>
+      <w:proofErr w:type="gramEnd"/>
+      <w:r>
+        <w:rPr>
+          <w:rFonts w:ascii="Arial" w:hAnsi="Arial" w:cs="Arial"/>
+          <w:sz w:val="24"/>
+          <w:szCs w:val="24"/>
+          <w:lang w:val="es-MX"/>
+        </w:rPr>
+        <w:t xml:space="preserve"> consumo de datos.</w:t>
       </w:r>
     </w:p>
     <w:p>
@@ -87,9 +120,9 @@
           <w:noProof/>
         </w:rPr>
         <w:drawing>
-          <wp:inline distT="0" distB="0" distL="0" distR="0" wp14:anchorId="16BD7BEE" wp14:editId="663B3A1B">
-            <wp:extent cx="5237922" cy="3107313"/>
-            <wp:effectExtent l="0" t="0" r="1270" b="0"/>
+          <wp:inline distT="0" distB="0" distL="0" distR="0" wp14:anchorId="16BD7BEE" wp14:editId="38F59931">
+            <wp:extent cx="5108713" cy="3030662"/>
+            <wp:effectExtent l="0" t="0" r="0" b="0"/>
             <wp:docPr id="1943134977" name="Imagen 1" descr="Texto&#10;&#10;El contenido generado por IA puede ser incorrecto."/>
             <wp:cNvGraphicFramePr>
               <a:graphicFrameLocks xmlns:a="http://schemas.openxmlformats.org/drawingml/2006/main" noChangeAspect="1"/>
@@ -104,7 +137,7 @@
                     </pic:cNvPicPr>
                   </pic:nvPicPr>
                   <pic:blipFill>
-                    <a:blip r:embed="rId6">
+                    <a:blip r:embed="rId6" cstate="print">
                       <a:extLst>
                         <a:ext uri="{28A0092B-C50C-407E-A947-70E740481C1C}">
                           <a14:useLocalDpi xmlns:a14="http://schemas.microsoft.com/office/drawing/2010/main" val="0"/>
@@ -119,7 +152,7 @@
                   <pic:spPr bwMode="auto">
                     <a:xfrm>
                       <a:off x="0" y="0"/>
-                      <a:ext cx="5276519" cy="3130210"/>
+                      <a:ext cx="5151176" cy="3055853"/>
                     </a:xfrm>
                     <a:prstGeom prst="rect">
                       <a:avLst/>
@@ -177,7 +210,147 @@
           <w:szCs w:val="24"/>
           <w:lang w:val="es-MX"/>
         </w:rPr>
-        <w:t>Se maneja una estructura básica tomando en consideración un backend nodejs, front ReactJS, un midleware para consumo de BD por Windows authentication por entorno local, y dockerizado para su globalización.</w:t>
+        <w:t xml:space="preserve">Se maneja una estructura básica tomando en consideración un </w:t>
+      </w:r>
+      <w:proofErr w:type="spellStart"/>
+      <w:r>
+        <w:rPr>
+          <w:rFonts w:ascii="Arial" w:hAnsi="Arial" w:cs="Arial"/>
+          <w:sz w:val="24"/>
+          <w:szCs w:val="24"/>
+          <w:lang w:val="es-MX"/>
+        </w:rPr>
+        <w:t>backend</w:t>
+      </w:r>
+      <w:proofErr w:type="spellEnd"/>
+      <w:r>
+        <w:rPr>
+          <w:rFonts w:ascii="Arial" w:hAnsi="Arial" w:cs="Arial"/>
+          <w:sz w:val="24"/>
+          <w:szCs w:val="24"/>
+          <w:lang w:val="es-MX"/>
+        </w:rPr>
+        <w:t xml:space="preserve"> </w:t>
+      </w:r>
+      <w:proofErr w:type="spellStart"/>
+      <w:r>
+        <w:rPr>
+          <w:rFonts w:ascii="Arial" w:hAnsi="Arial" w:cs="Arial"/>
+          <w:sz w:val="24"/>
+          <w:szCs w:val="24"/>
+          <w:lang w:val="es-MX"/>
+        </w:rPr>
+        <w:t>nodejs</w:t>
+      </w:r>
+      <w:proofErr w:type="spellEnd"/>
+      <w:r>
+        <w:rPr>
+          <w:rFonts w:ascii="Arial" w:hAnsi="Arial" w:cs="Arial"/>
+          <w:sz w:val="24"/>
+          <w:szCs w:val="24"/>
+          <w:lang w:val="es-MX"/>
+        </w:rPr>
+        <w:t xml:space="preserve">, </w:t>
+      </w:r>
+      <w:proofErr w:type="spellStart"/>
+      <w:r>
+        <w:rPr>
+          <w:rFonts w:ascii="Arial" w:hAnsi="Arial" w:cs="Arial"/>
+          <w:sz w:val="24"/>
+          <w:szCs w:val="24"/>
+          <w:lang w:val="es-MX"/>
+        </w:rPr>
+        <w:t>front</w:t>
+      </w:r>
+      <w:proofErr w:type="spellEnd"/>
+      <w:r>
+        <w:rPr>
+          <w:rFonts w:ascii="Arial" w:hAnsi="Arial" w:cs="Arial"/>
+          <w:sz w:val="24"/>
+          <w:szCs w:val="24"/>
+          <w:lang w:val="es-MX"/>
+        </w:rPr>
+        <w:t xml:space="preserve"> </w:t>
+      </w:r>
+      <w:proofErr w:type="spellStart"/>
+      <w:r>
+        <w:rPr>
+          <w:rFonts w:ascii="Arial" w:hAnsi="Arial" w:cs="Arial"/>
+          <w:sz w:val="24"/>
+          <w:szCs w:val="24"/>
+          <w:lang w:val="es-MX"/>
+        </w:rPr>
+        <w:t>ReactJS</w:t>
+      </w:r>
+      <w:proofErr w:type="spellEnd"/>
+      <w:r>
+        <w:rPr>
+          <w:rFonts w:ascii="Arial" w:hAnsi="Arial" w:cs="Arial"/>
+          <w:sz w:val="24"/>
+          <w:szCs w:val="24"/>
+          <w:lang w:val="es-MX"/>
+        </w:rPr>
+        <w:t xml:space="preserve">, un </w:t>
+      </w:r>
+      <w:proofErr w:type="spellStart"/>
+      <w:r>
+        <w:rPr>
+          <w:rFonts w:ascii="Arial" w:hAnsi="Arial" w:cs="Arial"/>
+          <w:sz w:val="24"/>
+          <w:szCs w:val="24"/>
+          <w:lang w:val="es-MX"/>
+        </w:rPr>
+        <w:t>midleware</w:t>
+      </w:r>
+      <w:proofErr w:type="spellEnd"/>
+      <w:r>
+        <w:rPr>
+          <w:rFonts w:ascii="Arial" w:hAnsi="Arial" w:cs="Arial"/>
+          <w:sz w:val="24"/>
+          <w:szCs w:val="24"/>
+          <w:lang w:val="es-MX"/>
+        </w:rPr>
+        <w:t xml:space="preserve"> para consumo de BD por Windows </w:t>
+      </w:r>
+      <w:proofErr w:type="spellStart"/>
+      <w:r>
+        <w:rPr>
+          <w:rFonts w:ascii="Arial" w:hAnsi="Arial" w:cs="Arial"/>
+          <w:sz w:val="24"/>
+          <w:szCs w:val="24"/>
+          <w:lang w:val="es-MX"/>
+        </w:rPr>
+        <w:t>authentication</w:t>
+      </w:r>
+      <w:proofErr w:type="spellEnd"/>
+      <w:r>
+        <w:rPr>
+          <w:rFonts w:ascii="Arial" w:hAnsi="Arial" w:cs="Arial"/>
+          <w:sz w:val="24"/>
+          <w:szCs w:val="24"/>
+          <w:lang w:val="es-MX"/>
+        </w:rPr>
+        <w:t xml:space="preserve"> por entorno local, y </w:t>
+      </w:r>
+      <w:proofErr w:type="spellStart"/>
+      <w:r>
+        <w:rPr>
+          <w:rFonts w:ascii="Arial" w:hAnsi="Arial" w:cs="Arial"/>
+          <w:sz w:val="24"/>
+          <w:szCs w:val="24"/>
+          <w:lang w:val="es-MX"/>
+        </w:rPr>
+        <w:t>dockerizado</w:t>
+      </w:r>
+      <w:proofErr w:type="spellEnd"/>
+      <w:r>
+        <w:rPr>
+          <w:rFonts w:ascii="Arial" w:hAnsi="Arial" w:cs="Arial"/>
+          <w:sz w:val="24"/>
+          <w:szCs w:val="24"/>
+          <w:lang w:val="es-MX"/>
+        </w:rPr>
+        <w:t xml:space="preserve"> para su globalización.</w:t>
       </w:r>
     </w:p>
     <w:p>
@@ -195,10 +368,10 @@
           <w:noProof/>
         </w:rPr>
         <w:drawing>
-          <wp:inline distT="0" distB="0" distL="0" distR="0" wp14:anchorId="49068FE9" wp14:editId="2B987563">
-            <wp:extent cx="3150704" cy="2719793"/>
-            <wp:effectExtent l="0" t="0" r="0" b="4445"/>
-            <wp:docPr id="636967886" name="Imagen 3" descr="Diagrama&#10;&#10;El contenido generado por IA puede ser incorrecto."/>
+          <wp:inline distT="0" distB="0" distL="0" distR="0" wp14:anchorId="648B88F1" wp14:editId="2114E082">
+            <wp:extent cx="3200400" cy="2762693"/>
+            <wp:effectExtent l="0" t="0" r="0" b="0"/>
+            <wp:docPr id="1489145671" name="Imagen 4" descr="Diagrama&#10;&#10;El contenido generado por IA puede ser incorrecto."/>
             <wp:cNvGraphicFramePr>
               <a:graphicFrameLocks xmlns:a="http://schemas.openxmlformats.org/drawingml/2006/main" noChangeAspect="1"/>
             </wp:cNvGraphicFramePr>
@@ -206,7 +379,7 @@
               <a:graphicData uri="http://schemas.openxmlformats.org/drawingml/2006/picture">
                 <pic:pic xmlns:pic="http://schemas.openxmlformats.org/drawingml/2006/picture">
                   <pic:nvPicPr>
-                    <pic:cNvPr id="636967886" name="Imagen 3" descr="Diagrama&#10;&#10;El contenido generado por IA puede ser incorrecto."/>
+                    <pic:cNvPr id="1489145671" name="Imagen 4" descr="Diagrama&#10;&#10;El contenido generado por IA puede ser incorrecto."/>
                     <pic:cNvPicPr>
                       <a:picLocks noChangeAspect="1" noChangeArrowheads="1"/>
                     </pic:cNvPicPr>
@@ -227,7 +400,7 @@
                   <pic:spPr bwMode="auto">
                     <a:xfrm>
                       <a:off x="0" y="0"/>
-                      <a:ext cx="3167520" cy="2734309"/>
+                      <a:ext cx="3215679" cy="2775882"/>
                     </a:xfrm>
                     <a:prstGeom prst="rect">
                       <a:avLst/>
@@ -286,7 +459,47 @@
           <w:szCs w:val="24"/>
           <w:lang w:val="es-MX"/>
         </w:rPr>
-        <w:t>La solución busca dar un sistema de ingreso a usuarios autorizados a nivel interno por BD (sin opción a registro de usuario voluntario por ser plataforma administrativa). También pretende manejar el ingreso de expedientes, ingreso de incidentes relacionados por expediente, gestión y actualizacion de estados por expediente y seguimiento por autorización o rechazo por usuarios coordinadores. Cuenta también con una sección básica para gráficos representativos en relación a los datos existentes y relevantes del aplicativo.</w:t>
+        <w:t xml:space="preserve">La solución busca dar un sistema de ingreso a usuarios autorizados a nivel interno por BD (sin opción a registro de usuario voluntario por ser plataforma administrativa). También pretende manejar el ingreso de expedientes, ingreso de incidentes relacionados por expediente, gestión y </w:t>
+      </w:r>
+      <w:proofErr w:type="spellStart"/>
+      <w:r>
+        <w:rPr>
+          <w:rFonts w:ascii="Arial" w:hAnsi="Arial" w:cs="Arial"/>
+          <w:sz w:val="24"/>
+          <w:szCs w:val="24"/>
+          <w:lang w:val="es-MX"/>
+        </w:rPr>
+        <w:t>actualizacion</w:t>
+      </w:r>
+      <w:proofErr w:type="spellEnd"/>
+      <w:r>
+        <w:rPr>
+          <w:rFonts w:ascii="Arial" w:hAnsi="Arial" w:cs="Arial"/>
+          <w:sz w:val="24"/>
+          <w:szCs w:val="24"/>
+          <w:lang w:val="es-MX"/>
+        </w:rPr>
+        <w:t xml:space="preserve"> de estados por expediente y seguimiento por autorización o rechazo por usuarios coordinadores. Cuenta también con una sección básica para gráficos representativos </w:t>
+      </w:r>
+      <w:proofErr w:type="gramStart"/>
+      <w:r>
+        <w:rPr>
+          <w:rFonts w:ascii="Arial" w:hAnsi="Arial" w:cs="Arial"/>
+          <w:sz w:val="24"/>
+          <w:szCs w:val="24"/>
+          <w:lang w:val="es-MX"/>
+        </w:rPr>
+        <w:t>en relación a</w:t>
+      </w:r>
+      <w:proofErr w:type="gramEnd"/>
+      <w:r>
+        <w:rPr>
+          <w:rFonts w:ascii="Arial" w:hAnsi="Arial" w:cs="Arial"/>
+          <w:sz w:val="24"/>
+          <w:szCs w:val="24"/>
+          <w:lang w:val="es-MX"/>
+        </w:rPr>
+        <w:t xml:space="preserve"> los datos existentes y relevantes del aplicativo.</w:t>
       </w:r>
     </w:p>
     <w:p>
@@ -312,6 +525,7 @@
           <w:lang w:val="es-MX"/>
         </w:rPr>
       </w:pPr>
+      <w:proofErr w:type="spellStart"/>
       <w:r>
         <w:rPr>
           <w:rFonts w:ascii="Arial" w:hAnsi="Arial" w:cs="Arial"/>
@@ -323,6 +537,7 @@
         </w:rPr>
         <w:t>LoginPage</w:t>
       </w:r>
+      <w:proofErr w:type="spellEnd"/>
     </w:p>
     <w:p>
       <w:pPr>
@@ -407,16 +622,29 @@
           <w:lang w:val="es-MX"/>
         </w:rPr>
       </w:pPr>
-      <w:r>
-        <w:rPr>
-          <w:rFonts w:ascii="Arial" w:hAnsi="Arial" w:cs="Arial"/>
-          <w:b/>
-          <w:bCs/>
-          <w:sz w:val="24"/>
-          <w:szCs w:val="24"/>
-          <w:lang w:val="es-MX"/>
-        </w:rPr>
-        <w:t>DashboardPage o Página de gráficos</w:t>
+      <w:proofErr w:type="spellStart"/>
+      <w:r>
+        <w:rPr>
+          <w:rFonts w:ascii="Arial" w:hAnsi="Arial" w:cs="Arial"/>
+          <w:b/>
+          <w:bCs/>
+          <w:sz w:val="24"/>
+          <w:szCs w:val="24"/>
+          <w:lang w:val="es-MX"/>
+        </w:rPr>
+        <w:t>DashboardPage</w:t>
+      </w:r>
+      <w:proofErr w:type="spellEnd"/>
+      <w:r>
+        <w:rPr>
+          <w:rFonts w:ascii="Arial" w:hAnsi="Arial" w:cs="Arial"/>
+          <w:b/>
+          <w:bCs/>
+          <w:sz w:val="24"/>
+          <w:szCs w:val="24"/>
+          <w:lang w:val="es-MX"/>
+        </w:rPr>
+        <w:t xml:space="preserve"> o Página de gráficos</w:t>
       </w:r>
     </w:p>
     <w:p>
@@ -877,14 +1105,25 @@
         </w:rPr>
         <w:t xml:space="preserve">Expedientes Aprobados/Rechazados: </w:t>
       </w:r>
-      <w:r>
-        <w:rPr>
-          <w:rFonts w:ascii="Arial" w:hAnsi="Arial" w:cs="Arial"/>
-          <w:sz w:val="24"/>
-          <w:szCs w:val="24"/>
-          <w:lang w:val="es-MX"/>
-        </w:rPr>
-        <w:t>Este muestra la cantidad de expedientes rechazados y aprobados en totalidad del sistema</w:t>
+      <w:proofErr w:type="gramStart"/>
+      <w:r>
+        <w:rPr>
+          <w:rFonts w:ascii="Arial" w:hAnsi="Arial" w:cs="Arial"/>
+          <w:sz w:val="24"/>
+          <w:szCs w:val="24"/>
+          <w:lang w:val="es-MX"/>
+        </w:rPr>
+        <w:t>Este muestra</w:t>
+      </w:r>
+      <w:proofErr w:type="gramEnd"/>
+      <w:r>
+        <w:rPr>
+          <w:rFonts w:ascii="Arial" w:hAnsi="Arial" w:cs="Arial"/>
+          <w:sz w:val="24"/>
+          <w:szCs w:val="24"/>
+          <w:lang w:val="es-MX"/>
+        </w:rPr>
+        <w:t xml:space="preserve"> la cantidad de expedientes rechazados y aprobados en totalidad del sistema</w:t>
       </w:r>
     </w:p>
     <w:p>
@@ -997,14 +1236,25 @@
         <w:lastRenderedPageBreak/>
         <w:t xml:space="preserve">Expedientes por mes: </w:t>
       </w:r>
-      <w:r>
-        <w:rPr>
-          <w:rFonts w:ascii="Arial" w:hAnsi="Arial" w:cs="Arial"/>
-          <w:sz w:val="24"/>
-          <w:szCs w:val="24"/>
-          <w:lang w:val="es-MX"/>
-        </w:rPr>
-        <w:t>Este muestra la cantidad de expedientes ingresados en un mes determinado a máximo 4 meses de antigüedad al mes presente.</w:t>
+      <w:proofErr w:type="gramStart"/>
+      <w:r>
+        <w:rPr>
+          <w:rFonts w:ascii="Arial" w:hAnsi="Arial" w:cs="Arial"/>
+          <w:sz w:val="24"/>
+          <w:szCs w:val="24"/>
+          <w:lang w:val="es-MX"/>
+        </w:rPr>
+        <w:t>Este muestra</w:t>
+      </w:r>
+      <w:proofErr w:type="gramEnd"/>
+      <w:r>
+        <w:rPr>
+          <w:rFonts w:ascii="Arial" w:hAnsi="Arial" w:cs="Arial"/>
+          <w:sz w:val="24"/>
+          <w:szCs w:val="24"/>
+          <w:lang w:val="es-MX"/>
+        </w:rPr>
+        <w:t xml:space="preserve"> la cantidad de expedientes ingresados en un mes determinado a máximo 4 meses de antigüedad al mes presente.</w:t>
       </w:r>
     </w:p>
     <w:p>
@@ -1084,16 +1334,53 @@
           <w:lang w:val="es-MX"/>
         </w:rPr>
       </w:pPr>
-      <w:r>
-        <w:rPr>
-          <w:rFonts w:ascii="Arial" w:hAnsi="Arial" w:cs="Arial"/>
-          <w:b/>
-          <w:bCs/>
-          <w:sz w:val="24"/>
-          <w:szCs w:val="24"/>
-          <w:lang w:val="es-MX"/>
-        </w:rPr>
-        <w:t>ExpedientesPage (Tecnico)</w:t>
+      <w:proofErr w:type="spellStart"/>
+      <w:r>
+        <w:rPr>
+          <w:rFonts w:ascii="Arial" w:hAnsi="Arial" w:cs="Arial"/>
+          <w:b/>
+          <w:bCs/>
+          <w:sz w:val="24"/>
+          <w:szCs w:val="24"/>
+          <w:lang w:val="es-MX"/>
+        </w:rPr>
+        <w:t>ExpedientesPage</w:t>
+      </w:r>
+      <w:proofErr w:type="spellEnd"/>
+      <w:r>
+        <w:rPr>
+          <w:rFonts w:ascii="Arial" w:hAnsi="Arial" w:cs="Arial"/>
+          <w:b/>
+          <w:bCs/>
+          <w:sz w:val="24"/>
+          <w:szCs w:val="24"/>
+          <w:lang w:val="es-MX"/>
+        </w:rPr>
+        <w:t xml:space="preserve"> (</w:t>
+      </w:r>
+      <w:proofErr w:type="spellStart"/>
+      <w:r>
+        <w:rPr>
+          <w:rFonts w:ascii="Arial" w:hAnsi="Arial" w:cs="Arial"/>
+          <w:b/>
+          <w:bCs/>
+          <w:sz w:val="24"/>
+          <w:szCs w:val="24"/>
+          <w:lang w:val="es-MX"/>
+        </w:rPr>
+        <w:t>Tecnico</w:t>
+      </w:r>
+      <w:proofErr w:type="spellEnd"/>
+      <w:r>
+        <w:rPr>
+          <w:rFonts w:ascii="Arial" w:hAnsi="Arial" w:cs="Arial"/>
+          <w:b/>
+          <w:bCs/>
+          <w:sz w:val="24"/>
+          <w:szCs w:val="24"/>
+          <w:lang w:val="es-MX"/>
+        </w:rPr>
+        <w:t>)</w:t>
       </w:r>
     </w:p>
     <w:p>
@@ -1222,6 +1509,7 @@
           <w:lang w:val="es-MX"/>
         </w:rPr>
       </w:pPr>
+      <w:proofErr w:type="spellStart"/>
       <w:r>
         <w:rPr>
           <w:rFonts w:ascii="Arial" w:hAnsi="Arial" w:cs="Arial"/>
@@ -1232,7 +1520,19 @@
           <w:lang w:val="es-MX"/>
         </w:rPr>
         <w:lastRenderedPageBreak/>
-        <w:t>ExpedientesPage (</w:t>
+        <w:t>ExpedientesPage</w:t>
+      </w:r>
+      <w:proofErr w:type="spellEnd"/>
+      <w:r>
+        <w:rPr>
+          <w:rFonts w:ascii="Arial" w:hAnsi="Arial" w:cs="Arial"/>
+          <w:b/>
+          <w:bCs/>
+          <w:sz w:val="24"/>
+          <w:szCs w:val="24"/>
+          <w:lang w:val="es-MX"/>
+        </w:rPr>
+        <w:t xml:space="preserve"> (</w:t>
       </w:r>
       <w:r>
         <w:rPr>
@@ -1274,7 +1574,27 @@
           <w:szCs w:val="24"/>
           <w:lang w:val="es-MX"/>
         </w:rPr>
-        <w:t>Para la perspectiva de un usuario con rol Coordinador se puede agregar expedientes, ver la lista de expedientes en revisión, aprobados y rechazados, en el caso de los rechazados se muestra el motivo del rechazo, y en los estado en revisión se pueden seleccionar para su posterior autorización o rechazo.</w:t>
+        <w:t xml:space="preserve">Para la perspectiva de un usuario con rol Coordinador se puede agregar expedientes, ver la lista de expedientes en revisión, aprobados y rechazados, en el caso de los rechazados se muestra el motivo del rechazo, y en </w:t>
+      </w:r>
+      <w:proofErr w:type="gramStart"/>
+      <w:r>
+        <w:rPr>
+          <w:rFonts w:ascii="Arial" w:hAnsi="Arial" w:cs="Arial"/>
+          <w:sz w:val="24"/>
+          <w:szCs w:val="24"/>
+          <w:lang w:val="es-MX"/>
+        </w:rPr>
+        <w:t>los estado</w:t>
+      </w:r>
+      <w:proofErr w:type="gramEnd"/>
+      <w:r>
+        <w:rPr>
+          <w:rFonts w:ascii="Arial" w:hAnsi="Arial" w:cs="Arial"/>
+          <w:sz w:val="24"/>
+          <w:szCs w:val="24"/>
+          <w:lang w:val="es-MX"/>
+        </w:rPr>
+        <w:t xml:space="preserve"> en revisión se pueden seleccionar para su posterior autorización o rechazo.</w:t>
       </w:r>
     </w:p>
     <w:p>
@@ -1374,6 +1694,7 @@
         </w:rPr>
         <w:t xml:space="preserve">Se establece por </w:t>
       </w:r>
+      <w:proofErr w:type="spellStart"/>
       <w:r>
         <w:rPr>
           <w:rFonts w:ascii="Arial" w:hAnsi="Arial" w:cs="Arial"/>
@@ -1388,8 +1709,45 @@
           <w:sz w:val="24"/>
           <w:szCs w:val="24"/>
         </w:rPr>
-        <w:t>l configurando una instancia Docker con sql interno para conectar directamente con el contenedor de backend</w:t>
-      </w:r>
+        <w:t>l</w:t>
+      </w:r>
+      <w:proofErr w:type="spellEnd"/>
+      <w:r>
+        <w:rPr>
+          <w:rFonts w:ascii="Arial" w:hAnsi="Arial" w:cs="Arial"/>
+          <w:sz w:val="24"/>
+          <w:szCs w:val="24"/>
+        </w:rPr>
+        <w:t xml:space="preserve"> configurando una instancia Docker con </w:t>
+      </w:r>
+      <w:proofErr w:type="spellStart"/>
+      <w:r>
+        <w:rPr>
+          <w:rFonts w:ascii="Arial" w:hAnsi="Arial" w:cs="Arial"/>
+          <w:sz w:val="24"/>
+          <w:szCs w:val="24"/>
+        </w:rPr>
+        <w:t>sql</w:t>
+      </w:r>
+      <w:proofErr w:type="spellEnd"/>
+      <w:r>
+        <w:rPr>
+          <w:rFonts w:ascii="Arial" w:hAnsi="Arial" w:cs="Arial"/>
+          <w:sz w:val="24"/>
+          <w:szCs w:val="24"/>
+        </w:rPr>
+        <w:t xml:space="preserve"> interno para conectar directamente con el contenedor de </w:t>
+      </w:r>
+      <w:proofErr w:type="spellStart"/>
+      <w:r>
+        <w:rPr>
+          <w:rFonts w:ascii="Arial" w:hAnsi="Arial" w:cs="Arial"/>
+          <w:sz w:val="24"/>
+          <w:szCs w:val="24"/>
+        </w:rPr>
+        <w:t>backend</w:t>
+      </w:r>
+      <w:proofErr w:type="spellEnd"/>
       <w:r>
         <w:rPr>
           <w:rFonts w:ascii="Arial" w:hAnsi="Arial" w:cs="Arial"/>
@@ -1536,16 +1894,29 @@
           <w:lang w:val="es-MX"/>
         </w:rPr>
       </w:pPr>
-      <w:r>
-        <w:rPr>
-          <w:rFonts w:ascii="Arial" w:hAnsi="Arial" w:cs="Arial"/>
-          <w:b/>
-          <w:bCs/>
-          <w:sz w:val="24"/>
-          <w:szCs w:val="24"/>
-          <w:lang w:val="es-MX"/>
-        </w:rPr>
-        <w:t>Implementacion de Token JWT</w:t>
+      <w:proofErr w:type="spellStart"/>
+      <w:r>
+        <w:rPr>
+          <w:rFonts w:ascii="Arial" w:hAnsi="Arial" w:cs="Arial"/>
+          <w:b/>
+          <w:bCs/>
+          <w:sz w:val="24"/>
+          <w:szCs w:val="24"/>
+          <w:lang w:val="es-MX"/>
+        </w:rPr>
+        <w:t>Implementacion</w:t>
+      </w:r>
+      <w:proofErr w:type="spellEnd"/>
+      <w:r>
+        <w:rPr>
+          <w:rFonts w:ascii="Arial" w:hAnsi="Arial" w:cs="Arial"/>
+          <w:b/>
+          <w:bCs/>
+          <w:sz w:val="24"/>
+          <w:szCs w:val="24"/>
+          <w:lang w:val="es-MX"/>
+        </w:rPr>
+        <w:t xml:space="preserve"> de Token JWT</w:t>
       </w:r>
       <w:r>
         <w:rPr>
@@ -1567,7 +1938,31 @@
           <w:szCs w:val="24"/>
           <w:lang w:val="es-MX"/>
         </w:rPr>
-        <w:t>(Midleware)</w:t>
+        <w:t>(</w:t>
+      </w:r>
+      <w:proofErr w:type="spellStart"/>
+      <w:r>
+        <w:rPr>
+          <w:rFonts w:ascii="Arial" w:hAnsi="Arial" w:cs="Arial"/>
+          <w:b/>
+          <w:bCs/>
+          <w:sz w:val="24"/>
+          <w:szCs w:val="24"/>
+          <w:lang w:val="es-MX"/>
+        </w:rPr>
+        <w:t>Midleware</w:t>
+      </w:r>
+      <w:proofErr w:type="spellEnd"/>
+      <w:r>
+        <w:rPr>
+          <w:rFonts w:ascii="Arial" w:hAnsi="Arial" w:cs="Arial"/>
+          <w:b/>
+          <w:bCs/>
+          <w:sz w:val="24"/>
+          <w:szCs w:val="24"/>
+          <w:lang w:val="es-MX"/>
+        </w:rPr>
+        <w:t>)</w:t>
       </w:r>
     </w:p>
     <w:p>
@@ -1587,7 +1982,27 @@
           <w:szCs w:val="24"/>
           <w:lang w:val="es-MX"/>
         </w:rPr>
-        <w:t>Se estructura la validación por JWT token para el acceso al sistema, configurando información sensible por configuraciones .ENV.</w:t>
+        <w:t xml:space="preserve">Se estructura la validación por JWT token para el acceso al sistema, configurando información sensible por </w:t>
+      </w:r>
+      <w:proofErr w:type="gramStart"/>
+      <w:r>
+        <w:rPr>
+          <w:rFonts w:ascii="Arial" w:hAnsi="Arial" w:cs="Arial"/>
+          <w:sz w:val="24"/>
+          <w:szCs w:val="24"/>
+          <w:lang w:val="es-MX"/>
+        </w:rPr>
+        <w:t>configuraciones .ENV</w:t>
+      </w:r>
+      <w:proofErr w:type="gramEnd"/>
+      <w:r>
+        <w:rPr>
+          <w:rFonts w:ascii="Arial" w:hAnsi="Arial" w:cs="Arial"/>
+          <w:sz w:val="24"/>
+          <w:szCs w:val="24"/>
+          <w:lang w:val="es-MX"/>
+        </w:rPr>
+        <w:t>.</w:t>
       </w:r>
     </w:p>
     <w:p>
@@ -1713,7 +2128,67 @@
           <w:szCs w:val="24"/>
           <w:lang w:val="es-MX"/>
         </w:rPr>
-        <w:t>Se estructura de manera tal que evite el llamado “Codigo espaguetti”, asegurando las buenas practicas de codificación.</w:t>
+        <w:t>Se estructura de manera tal que evite el llamado “</w:t>
+      </w:r>
+      <w:proofErr w:type="spellStart"/>
+      <w:r>
+        <w:rPr>
+          <w:rFonts w:ascii="Arial" w:hAnsi="Arial" w:cs="Arial"/>
+          <w:sz w:val="24"/>
+          <w:szCs w:val="24"/>
+          <w:lang w:val="es-MX"/>
+        </w:rPr>
+        <w:t>Codigo</w:t>
+      </w:r>
+      <w:proofErr w:type="spellEnd"/>
+      <w:r>
+        <w:rPr>
+          <w:rFonts w:ascii="Arial" w:hAnsi="Arial" w:cs="Arial"/>
+          <w:sz w:val="24"/>
+          <w:szCs w:val="24"/>
+          <w:lang w:val="es-MX"/>
+        </w:rPr>
+        <w:t xml:space="preserve"> </w:t>
+      </w:r>
+      <w:proofErr w:type="spellStart"/>
+      <w:r>
+        <w:rPr>
+          <w:rFonts w:ascii="Arial" w:hAnsi="Arial" w:cs="Arial"/>
+          <w:sz w:val="24"/>
+          <w:szCs w:val="24"/>
+          <w:lang w:val="es-MX"/>
+        </w:rPr>
+        <w:t>espaguetti</w:t>
+      </w:r>
+      <w:proofErr w:type="spellEnd"/>
+      <w:r>
+        <w:rPr>
+          <w:rFonts w:ascii="Arial" w:hAnsi="Arial" w:cs="Arial"/>
+          <w:sz w:val="24"/>
+          <w:szCs w:val="24"/>
+          <w:lang w:val="es-MX"/>
+        </w:rPr>
+        <w:t xml:space="preserve">”, asegurando las buenas </w:t>
+      </w:r>
+      <w:proofErr w:type="spellStart"/>
+      <w:r>
+        <w:rPr>
+          <w:rFonts w:ascii="Arial" w:hAnsi="Arial" w:cs="Arial"/>
+          <w:sz w:val="24"/>
+          <w:szCs w:val="24"/>
+          <w:lang w:val="es-MX"/>
+        </w:rPr>
+        <w:t>practicas</w:t>
+      </w:r>
+      <w:proofErr w:type="spellEnd"/>
+      <w:r>
+        <w:rPr>
+          <w:rFonts w:ascii="Arial" w:hAnsi="Arial" w:cs="Arial"/>
+          <w:sz w:val="24"/>
+          <w:szCs w:val="24"/>
+          <w:lang w:val="es-MX"/>
+        </w:rPr>
+        <w:t xml:space="preserve"> de codificación.</w:t>
       </w:r>
     </w:p>
     <w:p>
@@ -1786,6 +2261,7 @@
           <w:lang w:val="es-MX"/>
         </w:rPr>
       </w:pPr>
+      <w:proofErr w:type="spellStart"/>
       <w:r>
         <w:rPr>
           <w:rFonts w:ascii="Arial" w:hAnsi="Arial" w:cs="Arial"/>
@@ -1797,6 +2273,7 @@
         </w:rPr>
         <w:t>Gitflow</w:t>
       </w:r>
+      <w:proofErr w:type="spellEnd"/>
     </w:p>
     <w:p>
       <w:pPr>
@@ -1815,7 +2292,27 @@
           <w:szCs w:val="24"/>
           <w:lang w:val="es-MX"/>
         </w:rPr>
-        <w:t>Se maneja división en la estructura de ramas para asegurar el correcto flujo de git y correcto control de versiones.</w:t>
+        <w:t xml:space="preserve">Se maneja división en la estructura de ramas para asegurar el correcto flujo de </w:t>
+      </w:r>
+      <w:proofErr w:type="spellStart"/>
+      <w:r>
+        <w:rPr>
+          <w:rFonts w:ascii="Arial" w:hAnsi="Arial" w:cs="Arial"/>
+          <w:sz w:val="24"/>
+          <w:szCs w:val="24"/>
+          <w:lang w:val="es-MX"/>
+        </w:rPr>
+        <w:t>git</w:t>
+      </w:r>
+      <w:proofErr w:type="spellEnd"/>
+      <w:r>
+        <w:rPr>
+          <w:rFonts w:ascii="Arial" w:hAnsi="Arial" w:cs="Arial"/>
+          <w:sz w:val="24"/>
+          <w:szCs w:val="24"/>
+          <w:lang w:val="es-MX"/>
+        </w:rPr>
+        <w:t xml:space="preserve"> y correcto control de versiones.</w:t>
       </w:r>
     </w:p>
     <w:p>
@@ -1939,15 +2436,87 @@
           <w:sz w:val="24"/>
           <w:szCs w:val="24"/>
         </w:rPr>
-        <w:t>Para el fin de la p</w:t>
-      </w:r>
-      <w:r>
-        <w:rPr>
-          <w:rFonts w:ascii="Arial" w:hAnsi="Arial" w:cs="Arial"/>
-          <w:sz w:val="24"/>
-          <w:szCs w:val="24"/>
-        </w:rPr>
-        <w:t>ractica, se genero una colección para corresponder a backend, frontend y BD en instancia SQL.</w:t>
+        <w:t xml:space="preserve">Para el fin de la </w:t>
+      </w:r>
+      <w:proofErr w:type="spellStart"/>
+      <w:r>
+        <w:rPr>
+          <w:rFonts w:ascii="Arial" w:hAnsi="Arial" w:cs="Arial"/>
+          <w:sz w:val="24"/>
+          <w:szCs w:val="24"/>
+        </w:rPr>
+        <w:t>p</w:t>
+      </w:r>
+      <w:r>
+        <w:rPr>
+          <w:rFonts w:ascii="Arial" w:hAnsi="Arial" w:cs="Arial"/>
+          <w:sz w:val="24"/>
+          <w:szCs w:val="24"/>
+        </w:rPr>
+        <w:t>ractica</w:t>
+      </w:r>
+      <w:proofErr w:type="spellEnd"/>
+      <w:r>
+        <w:rPr>
+          <w:rFonts w:ascii="Arial" w:hAnsi="Arial" w:cs="Arial"/>
+          <w:sz w:val="24"/>
+          <w:szCs w:val="24"/>
+        </w:rPr>
+        <w:t xml:space="preserve">, se </w:t>
+      </w:r>
+      <w:proofErr w:type="spellStart"/>
+      <w:r>
+        <w:rPr>
+          <w:rFonts w:ascii="Arial" w:hAnsi="Arial" w:cs="Arial"/>
+          <w:sz w:val="24"/>
+          <w:szCs w:val="24"/>
+        </w:rPr>
+        <w:t>genero</w:t>
+      </w:r>
+      <w:proofErr w:type="spellEnd"/>
+      <w:r>
+        <w:rPr>
+          <w:rFonts w:ascii="Arial" w:hAnsi="Arial" w:cs="Arial"/>
+          <w:sz w:val="24"/>
+          <w:szCs w:val="24"/>
+        </w:rPr>
+        <w:t xml:space="preserve"> una colección para corresponder a </w:t>
+      </w:r>
+      <w:proofErr w:type="spellStart"/>
+      <w:r>
+        <w:rPr>
+          <w:rFonts w:ascii="Arial" w:hAnsi="Arial" w:cs="Arial"/>
+          <w:sz w:val="24"/>
+          <w:szCs w:val="24"/>
+        </w:rPr>
+        <w:t>backend</w:t>
+      </w:r>
+      <w:proofErr w:type="spellEnd"/>
+      <w:r>
+        <w:rPr>
+          <w:rFonts w:ascii="Arial" w:hAnsi="Arial" w:cs="Arial"/>
+          <w:sz w:val="24"/>
+          <w:szCs w:val="24"/>
+        </w:rPr>
+        <w:t xml:space="preserve">, </w:t>
+      </w:r>
+      <w:proofErr w:type="spellStart"/>
+      <w:r>
+        <w:rPr>
+          <w:rFonts w:ascii="Arial" w:hAnsi="Arial" w:cs="Arial"/>
+          <w:sz w:val="24"/>
+          <w:szCs w:val="24"/>
+        </w:rPr>
+        <w:t>frontend</w:t>
+      </w:r>
+      <w:proofErr w:type="spellEnd"/>
+      <w:r>
+        <w:rPr>
+          <w:rFonts w:ascii="Arial" w:hAnsi="Arial" w:cs="Arial"/>
+          <w:sz w:val="24"/>
+          <w:szCs w:val="24"/>
+        </w:rPr>
+        <w:t xml:space="preserve"> y BD en instancia SQL.</w:t>
       </w:r>
     </w:p>
     <w:p>
@@ -2017,7 +2586,25 @@
           <w:sz w:val="24"/>
           <w:szCs w:val="24"/>
         </w:rPr>
-        <w:t>Estas se interconectan entre si y están configuradas para complementarse en su funcionamiento.</w:t>
+        <w:t xml:space="preserve">Estas se interconectan entre </w:t>
+      </w:r>
+      <w:proofErr w:type="spellStart"/>
+      <w:r>
+        <w:rPr>
+          <w:rFonts w:ascii="Arial" w:hAnsi="Arial" w:cs="Arial"/>
+          <w:sz w:val="24"/>
+          <w:szCs w:val="24"/>
+        </w:rPr>
+        <w:t>si</w:t>
+      </w:r>
+      <w:proofErr w:type="spellEnd"/>
+      <w:r>
+        <w:rPr>
+          <w:rFonts w:ascii="Arial" w:hAnsi="Arial" w:cs="Arial"/>
+          <w:sz w:val="24"/>
+          <w:szCs w:val="24"/>
+        </w:rPr>
+        <w:t xml:space="preserve"> y están configuradas para complementarse en su funcionamiento.</w:t>
       </w:r>
     </w:p>
     <w:p>
@@ -2083,7 +2670,25 @@
           <w:sz w:val="24"/>
           <w:szCs w:val="24"/>
         </w:rPr>
-        <w:t xml:space="preserve"> con la finalidad de poder ejecutar las pruebas unitarias de algunos servicios backend dando salidas similares a:</w:t>
+        <w:t xml:space="preserve"> con la finalidad de poder ejecutar las pruebas unitarias de algunos servicios </w:t>
+      </w:r>
+      <w:proofErr w:type="spellStart"/>
+      <w:r>
+        <w:rPr>
+          <w:rFonts w:ascii="Arial" w:hAnsi="Arial" w:cs="Arial"/>
+          <w:sz w:val="24"/>
+          <w:szCs w:val="24"/>
+        </w:rPr>
+        <w:t>backend</w:t>
+      </w:r>
+      <w:proofErr w:type="spellEnd"/>
+      <w:r>
+        <w:rPr>
+          <w:rFonts w:ascii="Arial" w:hAnsi="Arial" w:cs="Arial"/>
+          <w:sz w:val="24"/>
+          <w:szCs w:val="24"/>
+        </w:rPr>
+        <w:t xml:space="preserve"> dando salidas similares a:</w:t>
       </w:r>
     </w:p>
     <w:p>
@@ -2226,8 +2831,15 @@
         <w:lang w:val="es-MX"/>
       </w:rPr>
       <w:tab/>
+    </w:r>
+    <w:proofErr w:type="spellStart"/>
+    <w:r>
+      <w:rPr>
+        <w:lang w:val="es-MX"/>
+      </w:rPr>
       <w:t>Dicri</w:t>
     </w:r>
+    <w:proofErr w:type="spellEnd"/>
   </w:p>
 </w:hdr>
 </file>
